--- a/constancias/C_BCD.docx
+++ b/constancias/C_BCD.docx
@@ -3767,7 +3767,7 @@
           <w:szCs w:val="24"/>
           <w:lang w:val="es-PE"/>
         </w:rPr>
-        <w:t>12</w:t>
+        <w:t>02</w:t>
       </w:r>
       <w:r>
         <w:rPr>
@@ -3815,7 +3815,7 @@
           <w:szCs w:val="24"/>
           <w:lang w:val="es-PE"/>
         </w:rPr>
-        <w:t>febrero</w:t>
+        <w:t>abril</w:t>
       </w:r>
       <w:r>
         <w:rPr>
@@ -3893,7 +3893,7 @@
           <w:szCs w:val="24"/>
           <w:lang w:val="es-PE"/>
         </w:rPr>
-        <w:t>4</w:t>
+        <w:t>6</w:t>
       </w:r>
       <w:r>
         <w:rPr>
@@ -3911,6 +3911,25 @@
         <w:rPr>
           <w:sz w:val="18"/>
           <w:szCs w:val="18"/>
+          <w:lang w:val="es-PE"/>
+        </w:rPr>
+      </w:pPr>
+      <w:r>
+        <w:rPr>
+          <w:lang w:val="es-PE"/>
+        </w:rPr>
+        <w:pict w14:anchorId="51B4FFE4">
+          <v:shape id="_x0000_s1026" type="#_x0000_t75" style="position:absolute;margin-left:234.6pt;margin-top:8.3pt;width:152.35pt;height:135.55pt;z-index:-251659264;mso-position-horizontal-relative:page">
+            <v:imagedata r:id="rId6" o:title=""/>
+            <w10:wrap anchorx="page"/>
+          </v:shape>
+        </w:pict>
+      </w:r>
+    </w:p>
+    <w:p>
+      <w:pPr>
+        <w:spacing w:line="200" w:lineRule="exact"/>
+        <w:rPr>
           <w:lang w:val="es-PE"/>
         </w:rPr>
       </w:pPr>
@@ -3938,6 +3957,17 @@
           <w:lang w:val="es-PE"/>
         </w:rPr>
       </w:pPr>
+      <w:r>
+        <w:rPr>
+          <w:lang w:val="es-PE"/>
+        </w:rPr>
+        <w:pict w14:anchorId="1A97EEE8">
+          <v:shape id="_x0000_s1027" type="#_x0000_t75" style="position:absolute;margin-left:411.95pt;margin-top:9.25pt;width:163.45pt;height:104pt;z-index:-251658240;mso-position-horizontal-relative:page">
+            <v:imagedata r:id="rId7" o:title=""/>
+            <w10:wrap anchorx="page"/>
+          </v:shape>
+        </w:pict>
+      </w:r>
     </w:p>
     <w:p>
       <w:pPr>
@@ -3973,11 +4003,164 @@
     </w:p>
     <w:p>
       <w:pPr>
-        <w:spacing w:line="200" w:lineRule="exact"/>
-        <w:rPr>
+        <w:spacing w:before="7"/>
+        <w:ind w:left="2835" w:right="2835"/>
+        <w:rPr>
+          <w:rFonts w:ascii="Calibri" w:eastAsia="Calibri" w:hAnsi="Calibri" w:cs="Calibri"/>
+          <w:b/>
+          <w:sz w:val="24"/>
+          <w:szCs w:val="24"/>
           <w:lang w:val="es-PE"/>
         </w:rPr>
       </w:pPr>
+      <w:r>
+        <w:rPr>
+          <w:rFonts w:ascii="Calibri" w:eastAsia="Calibri" w:hAnsi="Calibri" w:cs="Calibri"/>
+          <w:b/>
+          <w:sz w:val="24"/>
+          <w:szCs w:val="24"/>
+          <w:lang w:val="es-PE"/>
+        </w:rPr>
+        <w:t xml:space="preserve">     …………</w:t>
+      </w:r>
+      <w:r>
+        <w:rPr>
+          <w:rFonts w:ascii="Calibri" w:eastAsia="Calibri" w:hAnsi="Calibri" w:cs="Calibri"/>
+          <w:b/>
+          <w:sz w:val="24"/>
+          <w:szCs w:val="24"/>
+          <w:lang w:val="es-PE"/>
+        </w:rPr>
+        <w:t>………………………</w:t>
+      </w:r>
+      <w:r>
+        <w:rPr>
+          <w:rFonts w:ascii="Calibri" w:eastAsia="Calibri" w:hAnsi="Calibri" w:cs="Calibri"/>
+          <w:b/>
+          <w:spacing w:val="2"/>
+          <w:sz w:val="24"/>
+          <w:szCs w:val="24"/>
+          <w:lang w:val="es-PE"/>
+        </w:rPr>
+        <w:t>…</w:t>
+      </w:r>
+      <w:r>
+        <w:rPr>
+          <w:rFonts w:ascii="Calibri" w:eastAsia="Calibri" w:hAnsi="Calibri" w:cs="Calibri"/>
+          <w:b/>
+          <w:sz w:val="24"/>
+          <w:szCs w:val="24"/>
+          <w:lang w:val="es-PE"/>
+        </w:rPr>
+        <w:t>………</w:t>
+      </w:r>
+      <w:r>
+        <w:rPr>
+          <w:rFonts w:ascii="Calibri" w:eastAsia="Calibri" w:hAnsi="Calibri" w:cs="Calibri"/>
+          <w:b/>
+          <w:spacing w:val="2"/>
+          <w:sz w:val="24"/>
+          <w:szCs w:val="24"/>
+          <w:lang w:val="es-PE"/>
+        </w:rPr>
+        <w:t>…</w:t>
+      </w:r>
+      <w:r>
+        <w:rPr>
+          <w:rFonts w:ascii="Calibri" w:eastAsia="Calibri" w:hAnsi="Calibri" w:cs="Calibri"/>
+          <w:b/>
+          <w:sz w:val="24"/>
+          <w:szCs w:val="24"/>
+          <w:lang w:val="es-PE"/>
+        </w:rPr>
+        <w:t>……</w:t>
+      </w:r>
+    </w:p>
+    <w:p>
+      <w:pPr>
+        <w:spacing w:before="7"/>
+        <w:ind w:left="2268" w:right="2268"/>
+        <w:jc w:val="center"/>
+        <w:rPr>
+          <w:rFonts w:ascii="Calibri" w:eastAsia="Calibri" w:hAnsi="Calibri" w:cs="Calibri"/>
+          <w:b/>
+          <w:sz w:val="24"/>
+          <w:szCs w:val="24"/>
+          <w:lang w:val="es-PE"/>
+        </w:rPr>
+      </w:pPr>
+      <w:r>
+        <w:rPr>
+          <w:rFonts w:ascii="Calibri" w:eastAsia="Calibri" w:hAnsi="Calibri" w:cs="Calibri"/>
+          <w:b/>
+          <w:spacing w:val="-1"/>
+          <w:sz w:val="24"/>
+          <w:szCs w:val="24"/>
+          <w:lang w:val="es-PE"/>
+        </w:rPr>
+        <w:t>MARINA</w:t>
+      </w:r>
+      <w:r>
+        <w:rPr>
+          <w:rFonts w:ascii="Calibri" w:eastAsia="Calibri" w:hAnsi="Calibri" w:cs="Calibri"/>
+          <w:b/>
+          <w:sz w:val="24"/>
+          <w:szCs w:val="24"/>
+          <w:lang w:val="es-PE"/>
+        </w:rPr>
+        <w:t xml:space="preserve"> </w:t>
+      </w:r>
+      <w:r>
+        <w:rPr>
+          <w:rFonts w:ascii="Calibri" w:eastAsia="Calibri" w:hAnsi="Calibri" w:cs="Calibri"/>
+          <w:b/>
+          <w:sz w:val="24"/>
+          <w:szCs w:val="24"/>
+          <w:lang w:val="es-PE"/>
+        </w:rPr>
+        <w:t>CH</w:t>
+      </w:r>
+      <w:r>
+        <w:rPr>
+          <w:rFonts w:ascii="Calibri" w:eastAsia="Calibri" w:hAnsi="Calibri" w:cs="Calibri"/>
+          <w:b/>
+          <w:spacing w:val="1"/>
+          <w:sz w:val="24"/>
+          <w:szCs w:val="24"/>
+          <w:lang w:val="es-PE"/>
+        </w:rPr>
+        <w:t>Á</w:t>
+      </w:r>
+      <w:r>
+        <w:rPr>
+          <w:rFonts w:ascii="Calibri" w:eastAsia="Calibri" w:hAnsi="Calibri" w:cs="Calibri"/>
+          <w:b/>
+          <w:sz w:val="24"/>
+          <w:szCs w:val="24"/>
+          <w:lang w:val="es-PE"/>
+        </w:rPr>
+        <w:t>VEZ</w:t>
+      </w:r>
+      <w:r>
+        <w:rPr>
+          <w:rFonts w:ascii="Calibri" w:eastAsia="Calibri" w:hAnsi="Calibri" w:cs="Calibri"/>
+          <w:b/>
+          <w:sz w:val="24"/>
+          <w:szCs w:val="24"/>
+          <w:lang w:val="es-PE"/>
+        </w:rPr>
+        <w:t xml:space="preserve"> VILLAVICENCIO</w:t>
+      </w:r>
+      <w:r>
+        <w:rPr>
+          <w:rFonts w:ascii="Calibri" w:eastAsia="Calibri" w:hAnsi="Calibri" w:cs="Calibri"/>
+          <w:b/>
+          <w:sz w:val="24"/>
+          <w:szCs w:val="24"/>
+          <w:lang w:val="es-PE"/>
+        </w:rPr>
+        <w:t xml:space="preserve"> </w:t>
+      </w:r>
     </w:p>
     <w:p>
       <w:pPr>
@@ -3993,331 +4176,65 @@
       </w:pPr>
       <w:r>
         <w:rPr>
-          <w:lang w:val="es-PE"/>
-        </w:rPr>
-        <w:pict w14:anchorId="1A97EEE8">
-          <v:shape id="_x0000_s1027" type="#_x0000_t75" style="position:absolute;left:0;text-align:left;margin-left:391.7pt;margin-top:-41.5pt;width:163.45pt;height:104pt;z-index:-251658240;mso-position-horizontal-relative:page">
-            <v:imagedata r:id="rId6" o:title=""/>
-            <w10:wrap anchorx="page"/>
-          </v:shape>
-        </w:pict>
-      </w:r>
-      <w:r>
-        <w:rPr>
           <w:rFonts w:ascii="Calibri" w:eastAsia="Calibri" w:hAnsi="Calibri" w:cs="Calibri"/>
           <w:b/>
           <w:sz w:val="24"/>
           <w:szCs w:val="24"/>
           <w:lang w:val="es-PE"/>
         </w:rPr>
-        <w:t>………………………</w:t>
+        <w:t xml:space="preserve">           </w:t>
       </w:r>
       <w:r>
         <w:rPr>
           <w:rFonts w:ascii="Calibri" w:eastAsia="Calibri" w:hAnsi="Calibri" w:cs="Calibri"/>
           <w:b/>
-          <w:spacing w:val="2"/>
-          <w:sz w:val="24"/>
-          <w:szCs w:val="24"/>
-          <w:lang w:val="es-PE"/>
-        </w:rPr>
-        <w:t>…</w:t>
+          <w:sz w:val="24"/>
+          <w:szCs w:val="24"/>
+          <w:lang w:val="es-PE"/>
+        </w:rPr>
+        <w:t>DN</w:t>
       </w:r>
       <w:r>
         <w:rPr>
           <w:rFonts w:ascii="Calibri" w:eastAsia="Calibri" w:hAnsi="Calibri" w:cs="Calibri"/>
           <w:b/>
-          <w:sz w:val="24"/>
-          <w:szCs w:val="24"/>
-          <w:lang w:val="es-PE"/>
-        </w:rPr>
-        <w:t>………</w:t>
+          <w:spacing w:val="1"/>
+          <w:sz w:val="24"/>
+          <w:szCs w:val="24"/>
+          <w:lang w:val="es-PE"/>
+        </w:rPr>
+        <w:t>I</w:t>
       </w:r>
       <w:r>
         <w:rPr>
           <w:rFonts w:ascii="Calibri" w:eastAsia="Calibri" w:hAnsi="Calibri" w:cs="Calibri"/>
           <w:b/>
-          <w:spacing w:val="2"/>
-          <w:sz w:val="24"/>
-          <w:szCs w:val="24"/>
-          <w:lang w:val="es-PE"/>
-        </w:rPr>
-        <w:t>…</w:t>
+          <w:sz w:val="24"/>
+          <w:szCs w:val="24"/>
+          <w:lang w:val="es-PE"/>
+        </w:rPr>
+        <w:t>.:</w:t>
       </w:r>
       <w:r>
         <w:rPr>
           <w:rFonts w:ascii="Calibri" w:eastAsia="Calibri" w:hAnsi="Calibri" w:cs="Calibri"/>
           <w:b/>
-          <w:sz w:val="24"/>
-          <w:szCs w:val="24"/>
-          <w:lang w:val="es-PE"/>
-        </w:rPr>
-        <w:t xml:space="preserve">……….. </w:t>
+          <w:spacing w:val="-1"/>
+          <w:sz w:val="24"/>
+          <w:szCs w:val="24"/>
+          <w:lang w:val="es-PE"/>
+        </w:rPr>
+        <w:t xml:space="preserve"> </w:t>
       </w:r>
       <w:r>
         <w:rPr>
           <w:rFonts w:ascii="Calibri" w:eastAsia="Calibri" w:hAnsi="Calibri" w:cs="Calibri"/>
           <w:b/>
-          <w:spacing w:val="-1"/>
-          <w:sz w:val="24"/>
-          <w:szCs w:val="24"/>
-          <w:lang w:val="es-PE"/>
-        </w:rPr>
-        <w:t>R</w:t>
-      </w:r>
-      <w:r>
-        <w:rPr>
-          <w:rFonts w:ascii="Calibri" w:eastAsia="Calibri" w:hAnsi="Calibri" w:cs="Calibri"/>
-          <w:b/>
-          <w:spacing w:val="1"/>
-          <w:sz w:val="24"/>
-          <w:szCs w:val="24"/>
-          <w:lang w:val="es-PE"/>
-        </w:rPr>
-        <w:t>O</w:t>
-      </w:r>
-      <w:r>
-        <w:rPr>
-          <w:rFonts w:ascii="Calibri" w:eastAsia="Calibri" w:hAnsi="Calibri" w:cs="Calibri"/>
-          <w:b/>
-          <w:sz w:val="24"/>
-          <w:szCs w:val="24"/>
-          <w:lang w:val="es-PE"/>
-        </w:rPr>
-        <w:t>Y</w:t>
-      </w:r>
-      <w:r>
-        <w:rPr>
-          <w:rFonts w:ascii="Calibri" w:eastAsia="Calibri" w:hAnsi="Calibri" w:cs="Calibri"/>
-          <w:b/>
-          <w:spacing w:val="1"/>
-          <w:sz w:val="24"/>
-          <w:szCs w:val="24"/>
-          <w:lang w:val="es-PE"/>
-        </w:rPr>
-        <w:t xml:space="preserve"> A</w:t>
-      </w:r>
-      <w:r>
-        <w:rPr>
-          <w:rFonts w:ascii="Calibri" w:eastAsia="Calibri" w:hAnsi="Calibri" w:cs="Calibri"/>
-          <w:b/>
-          <w:sz w:val="24"/>
-          <w:szCs w:val="24"/>
-          <w:lang w:val="es-PE"/>
-        </w:rPr>
-        <w:t>.</w:t>
-      </w:r>
-      <w:r>
-        <w:rPr>
-          <w:rFonts w:ascii="Calibri" w:eastAsia="Calibri" w:hAnsi="Calibri" w:cs="Calibri"/>
-          <w:b/>
-          <w:spacing w:val="-1"/>
-          <w:sz w:val="24"/>
-          <w:szCs w:val="24"/>
-          <w:lang w:val="es-PE"/>
-        </w:rPr>
-        <w:t xml:space="preserve"> </w:t>
-      </w:r>
-      <w:r>
-        <w:rPr>
-          <w:rFonts w:ascii="Calibri" w:eastAsia="Calibri" w:hAnsi="Calibri" w:cs="Calibri"/>
-          <w:b/>
-          <w:sz w:val="24"/>
-          <w:szCs w:val="24"/>
-          <w:lang w:val="es-PE"/>
-        </w:rPr>
-        <w:t>VILC</w:t>
-      </w:r>
-      <w:r>
-        <w:rPr>
-          <w:rFonts w:ascii="Calibri" w:eastAsia="Calibri" w:hAnsi="Calibri" w:cs="Calibri"/>
-          <w:b/>
-          <w:spacing w:val="1"/>
-          <w:sz w:val="24"/>
-          <w:szCs w:val="24"/>
-          <w:lang w:val="es-PE"/>
-        </w:rPr>
-        <w:t>A</w:t>
-      </w:r>
-      <w:r>
-        <w:rPr>
-          <w:rFonts w:ascii="Calibri" w:eastAsia="Calibri" w:hAnsi="Calibri" w:cs="Calibri"/>
-          <w:b/>
-          <w:spacing w:val="-1"/>
-          <w:sz w:val="24"/>
-          <w:szCs w:val="24"/>
-          <w:lang w:val="es-PE"/>
-        </w:rPr>
-        <w:t>M</w:t>
-      </w:r>
-      <w:r>
-        <w:rPr>
-          <w:rFonts w:ascii="Calibri" w:eastAsia="Calibri" w:hAnsi="Calibri" w:cs="Calibri"/>
-          <w:b/>
-          <w:spacing w:val="1"/>
-          <w:sz w:val="24"/>
-          <w:szCs w:val="24"/>
-          <w:lang w:val="es-PE"/>
-        </w:rPr>
-        <w:t>I</w:t>
-      </w:r>
-      <w:r>
-        <w:rPr>
-          <w:rFonts w:ascii="Calibri" w:eastAsia="Calibri" w:hAnsi="Calibri" w:cs="Calibri"/>
-          <w:b/>
-          <w:sz w:val="24"/>
-          <w:szCs w:val="24"/>
-          <w:lang w:val="es-PE"/>
-        </w:rPr>
-        <w:t>CHE</w:t>
-      </w:r>
-      <w:r>
-        <w:rPr>
-          <w:rFonts w:ascii="Calibri" w:eastAsia="Calibri" w:hAnsi="Calibri" w:cs="Calibri"/>
-          <w:b/>
-          <w:spacing w:val="1"/>
-          <w:sz w:val="24"/>
-          <w:szCs w:val="24"/>
-          <w:lang w:val="es-PE"/>
-        </w:rPr>
-        <w:t xml:space="preserve"> </w:t>
-      </w:r>
-      <w:r>
-        <w:rPr>
-          <w:rFonts w:ascii="Calibri" w:eastAsia="Calibri" w:hAnsi="Calibri" w:cs="Calibri"/>
-          <w:b/>
-          <w:sz w:val="24"/>
-          <w:szCs w:val="24"/>
-          <w:lang w:val="es-PE"/>
-        </w:rPr>
-        <w:t>CH</w:t>
-      </w:r>
-      <w:r>
-        <w:rPr>
-          <w:rFonts w:ascii="Calibri" w:eastAsia="Calibri" w:hAnsi="Calibri" w:cs="Calibri"/>
-          <w:b/>
-          <w:spacing w:val="1"/>
-          <w:sz w:val="24"/>
-          <w:szCs w:val="24"/>
-          <w:lang w:val="es-PE"/>
-        </w:rPr>
-        <w:t>Á</w:t>
-      </w:r>
-      <w:r>
-        <w:rPr>
-          <w:rFonts w:ascii="Calibri" w:eastAsia="Calibri" w:hAnsi="Calibri" w:cs="Calibri"/>
-          <w:b/>
-          <w:sz w:val="24"/>
-          <w:szCs w:val="24"/>
-          <w:lang w:val="es-PE"/>
-        </w:rPr>
-        <w:t>VEZ DN</w:t>
-      </w:r>
-      <w:r>
-        <w:rPr>
-          <w:rFonts w:ascii="Calibri" w:eastAsia="Calibri" w:hAnsi="Calibri" w:cs="Calibri"/>
-          <w:b/>
-          <w:spacing w:val="1"/>
-          <w:sz w:val="24"/>
-          <w:szCs w:val="24"/>
-          <w:lang w:val="es-PE"/>
-        </w:rPr>
-        <w:t>I</w:t>
-      </w:r>
-      <w:r>
-        <w:rPr>
-          <w:rFonts w:ascii="Calibri" w:eastAsia="Calibri" w:hAnsi="Calibri" w:cs="Calibri"/>
-          <w:b/>
-          <w:sz w:val="24"/>
-          <w:szCs w:val="24"/>
-          <w:lang w:val="es-PE"/>
-        </w:rPr>
-        <w:t>.:</w:t>
-      </w:r>
-      <w:r>
-        <w:rPr>
-          <w:rFonts w:ascii="Calibri" w:eastAsia="Calibri" w:hAnsi="Calibri" w:cs="Calibri"/>
-          <w:b/>
-          <w:spacing w:val="-1"/>
-          <w:sz w:val="24"/>
-          <w:szCs w:val="24"/>
-          <w:lang w:val="es-PE"/>
-        </w:rPr>
-        <w:t xml:space="preserve"> </w:t>
-      </w:r>
-      <w:r>
-        <w:rPr>
-          <w:rFonts w:ascii="Calibri" w:eastAsia="Calibri" w:hAnsi="Calibri" w:cs="Calibri"/>
-          <w:b/>
-          <w:sz w:val="24"/>
-          <w:szCs w:val="24"/>
-          <w:lang w:val="es-PE"/>
-        </w:rPr>
-        <w:t>4</w:t>
-      </w:r>
-      <w:r>
-        <w:rPr>
-          <w:rFonts w:ascii="Calibri" w:eastAsia="Calibri" w:hAnsi="Calibri" w:cs="Calibri"/>
-          <w:b/>
-          <w:spacing w:val="1"/>
-          <w:sz w:val="24"/>
-          <w:szCs w:val="24"/>
-          <w:lang w:val="es-PE"/>
-        </w:rPr>
-        <w:t>5</w:t>
-      </w:r>
-      <w:r>
-        <w:rPr>
-          <w:rFonts w:ascii="Calibri" w:eastAsia="Calibri" w:hAnsi="Calibri" w:cs="Calibri"/>
-          <w:b/>
-          <w:spacing w:val="-2"/>
-          <w:sz w:val="24"/>
-          <w:szCs w:val="24"/>
-          <w:lang w:val="es-PE"/>
-        </w:rPr>
-        <w:t>6</w:t>
-      </w:r>
-      <w:r>
-        <w:rPr>
-          <w:rFonts w:ascii="Calibri" w:eastAsia="Calibri" w:hAnsi="Calibri" w:cs="Calibri"/>
-          <w:b/>
-          <w:sz w:val="24"/>
-          <w:szCs w:val="24"/>
-          <w:lang w:val="es-PE"/>
-        </w:rPr>
-        <w:t>2</w:t>
-      </w:r>
-      <w:r>
-        <w:rPr>
-          <w:rFonts w:ascii="Calibri" w:eastAsia="Calibri" w:hAnsi="Calibri" w:cs="Calibri"/>
-          <w:b/>
-          <w:spacing w:val="1"/>
-          <w:sz w:val="24"/>
-          <w:szCs w:val="24"/>
-          <w:lang w:val="es-PE"/>
-        </w:rPr>
-        <w:t>7</w:t>
-      </w:r>
-      <w:r>
-        <w:rPr>
-          <w:rFonts w:ascii="Calibri" w:eastAsia="Calibri" w:hAnsi="Calibri" w:cs="Calibri"/>
-          <w:b/>
-          <w:spacing w:val="-2"/>
-          <w:sz w:val="24"/>
-          <w:szCs w:val="24"/>
-          <w:lang w:val="es-PE"/>
-        </w:rPr>
-        <w:t>9</w:t>
-      </w:r>
-      <w:r>
-        <w:rPr>
-          <w:rFonts w:ascii="Calibri" w:eastAsia="Calibri" w:hAnsi="Calibri" w:cs="Calibri"/>
-          <w:b/>
-          <w:sz w:val="24"/>
-          <w:szCs w:val="24"/>
-          <w:lang w:val="es-PE"/>
-        </w:rPr>
-        <w:t>48</w:t>
+          <w:sz w:val="24"/>
+          <w:szCs w:val="24"/>
+          <w:lang w:val="es-PE"/>
+        </w:rPr>
+        <w:t>28260072</w:t>
       </w:r>
     </w:p>
     <w:p>
@@ -4333,24 +4250,13 @@
       </w:pPr>
       <w:r>
         <w:rPr>
-          <w:lang w:val="es-PE"/>
-        </w:rPr>
-        <w:pict w14:anchorId="51B4FFE4">
-          <v:shape id="_x0000_s1026" type="#_x0000_t75" style="position:absolute;left:0;text-align:left;margin-left:221.85pt;margin-top:-126.6pt;width:152.35pt;height:135.55pt;z-index:-251659264;mso-position-horizontal-relative:page">
-            <v:imagedata r:id="rId7" o:title=""/>
-            <w10:wrap anchorx="page"/>
-          </v:shape>
-        </w:pict>
-      </w:r>
-      <w:r>
-        <w:rPr>
           <w:rFonts w:ascii="Calibri" w:eastAsia="Calibri" w:hAnsi="Calibri" w:cs="Calibri"/>
           <w:b/>
           <w:sz w:val="22"/>
           <w:szCs w:val="22"/>
           <w:lang w:val="es-PE"/>
         </w:rPr>
-        <w:t>ADMINISTRADOR</w:t>
+        <w:t xml:space="preserve">          GERENTE GENERAL</w:t>
       </w:r>
     </w:p>
     <w:p>
